--- a/deliveries/2026-09-04/AutoBridge_Daily_2026-09-04/01_Vehicle_Pages/VEH_20260904_07_JAC_T9Hunter.docx
+++ b/deliveries/2026-09-04/AutoBridge_Daily_2026-09-04/01_Vehicle_Pages/VEH_20260904_07_JAC_T9Hunter.docx
@@ -43,7 +43,7 @@
         <w:t>Meta Description</w:t>
       </w:r>
       <w:r>
-        <w:t>: Chinese/export JAC T9 Hunter diesel pickup — 2.0T 125 kW/410 N·m, ZF 8AT, BorgWarner part-time 4WD with rear lock, standard/long bed, towing and payload, and exporter verification.</w:t>
+        <w:t>: JAC T9 Hunter / Hantu diesel pickup — standard and long beds, 2.0T diesel with ZF 8AT, BorgWarner part-time 4WD, export 3500 kg towing vs China-rated 1000 kg payload kept market-specific, with exporter verification.</w:t>
       </w:r>
     </w:p>
     <w:p>
@@ -113,7 +113,7 @@
         <w:t>Internal Link Suggestions</w:t>
       </w:r>
       <w:r>
-        <w:t>: /guides/vehicle-export-hs-code-classification/ ; /guides/vehicle-vin-wmi-nameplate-compliance/ ; /guides/chinese-vehicle-emission-fuel-compatibility/</w:t>
+        <w:t>: /guides/vehicle-export-hs-code-classification/ ; /guides/vin-nameplate-verification-chinese-vehicles/ ; /guides/emission-fuel-compatibility-china-vehicles/</w:t>
       </w:r>
     </w:p>
     <w:p>
@@ -163,25 +163,25 @@
         <w:t>Hantu (悍途)</w:t>
       </w:r>
       <w:r>
-        <w:t xml:space="preserve">. Unlike alias-only nameplates, the T9/Hantu relationship here is supported by </w:t>
+        <w:t xml:space="preserve">. The identity is settled by </w:t>
       </w:r>
       <w:r>
         <w:rPr>
           <w:b/>
         </w:rPr>
-        <w:t>both JAC's export site and JAC's Chinese pickup site (OEM on both sides)</w:t>
+        <w:t>two JAC-owned official sites</w:t>
       </w:r>
       <w:r>
-        <w:t xml:space="preserve">, so the identity can be stated — while still keeping market-specific figures labelled. This page covers the </w:t>
+        <w:t xml:space="preserve"> — the export site (jacen, name "T9") and the Chinese pickup site (pickup.jac, name "悍途/Hantu") — which satisfy MODEL_ALIAS_REQUIRES_OEM_PROOF: the </w:t>
       </w:r>
       <w:r>
         <w:rPr>
           <w:b/>
         </w:rPr>
-        <w:t>Chinese/export diesel line (REFERENCE MARKET stated per figure)</w:t>
+        <w:t>final identity determination is SAME_MODEL</w:t>
       </w:r>
       <w:r>
-        <w:t>.</w:t>
+        <w:t xml:space="preserve"> for the product family. Identity and per-market configuration are judged independently, so every figure below still carries its market and confidence label.</w:t>
       </w:r>
     </w:p>
     <w:p>
@@ -500,7 +500,7 @@
     </w:tbl>
     <w:p>
       <w:r>
-        <w:t>Bed length is the single clearest way to tell the two chassis apart; record wheelbase and bed internal dimensions against the VIN.</w:t>
+        <w:t>The standard-wheelbase dimensions are cross-checked between the JAC export OEM site and a Chinese structured source; the long-wheelbase figures are cross-checked across two Chinese sources. Bed length is the clearest way to tell the two chassis apart; record wheelbase and bed internal dimensions against the VIN.</w:t>
       </w:r>
     </w:p>
     <w:p>
@@ -560,7 +560,7 @@
                 <w:b/>
                 <w:sz w:val="20"/>
               </w:rPr>
-              <w:t>T9 Hunter diesel (reference)</w:t>
+              <w:t>T9 Hunter diesel — Chinese-market reference</w:t>
             </w:r>
           </w:p>
         </w:tc>
@@ -598,7 +598,7 @@
               <w:rPr>
                 <w:sz w:val="20"/>
               </w:rPr>
-              <w:t>2.0 T inline-4 diesel</w:t>
+              <w:t>2.0T inline-4 turbo diesel</w:t>
             </w:r>
           </w:p>
         </w:tc>
@@ -696,6 +696,45 @@
               <w:rPr>
                 <w:sz w:val="20"/>
               </w:rPr>
+              <w:t>4WD</w:t>
+            </w:r>
+          </w:p>
+        </w:tc>
+        <w:tc>
+          <w:tcPr>
+            <w:tcW w:type="dxa" w:w="4320"/>
+          </w:tcPr>
+          <w:p>
+            <w:r>
+              <w:rPr>
+                <w:sz w:val="20"/>
+              </w:rPr>
+            </w:r>
+            <w:r>
+              <w:rPr>
+                <w:b/>
+                <w:sz w:val="20"/>
+              </w:rPr>
+              <w:t>BorgWarner part-time 4WD (2H/4H/4L) + rear differential lock</w:t>
+            </w:r>
+          </w:p>
+        </w:tc>
+      </w:tr>
+      <w:tr>
+        <w:tc>
+          <w:tcPr>
+            <w:tcW w:type="dxa" w:w="4320"/>
+          </w:tcPr>
+          <w:p>
+            <w:r>
+              <w:rPr>
+                <w:sz w:val="20"/>
+              </w:rPr>
+            </w:r>
+            <w:r>
+              <w:rPr>
+                <w:sz w:val="20"/>
+              </w:rPr>
               <w:t>Fuel consumption claim</w:t>
             </w:r>
           </w:p>
@@ -732,51 +771,54 @@
           </w:p>
         </w:tc>
       </w:tr>
-      <w:tr>
-        <w:tc>
-          <w:tcPr>
-            <w:tcW w:type="dxa" w:w="4320"/>
-          </w:tcPr>
-          <w:p>
-            <w:r>
-              <w:rPr>
-                <w:sz w:val="20"/>
-              </w:rPr>
-            </w:r>
-            <w:r>
-              <w:rPr>
-                <w:sz w:val="20"/>
-              </w:rPr>
-              <w:t>Fuel/emission note</w:t>
-            </w:r>
-          </w:p>
-        </w:tc>
-        <w:tc>
-          <w:tcPr>
-            <w:tcW w:type="dxa" w:w="4320"/>
-          </w:tcPr>
-          <w:p>
-            <w:r>
-              <w:rPr>
-                <w:sz w:val="20"/>
-              </w:rPr>
-            </w:r>
-            <w:r>
-              <w:rPr>
-                <w:sz w:val="20"/>
-              </w:rPr>
-              <w:t>Diesel; confirm destination sulphur tolerance and emission route (China-6 diesel calibration is not itself overseas approval)</w:t>
-            </w:r>
-          </w:p>
-        </w:tc>
-      </w:tr>
     </w:tbl>
+    <w:p>
+      <w:r>
+        <w:t xml:space="preserve">These Chinese-market powertrain items currently rest on a </w:t>
+      </w:r>
+      <w:r>
+        <w:rPr>
+          <w:b/>
+        </w:rPr>
+        <w:t>single Chinese media source alongside the export OEM site</w:t>
+      </w:r>
+      <w:r>
+        <w:t xml:space="preserve">; for the </w:t>
+      </w:r>
+      <w:r>
+        <w:rPr>
+          <w:i/>
+        </w:rPr>
+        <w:t>Chinese market</w:t>
+      </w:r>
+      <w:r>
+        <w:t xml:space="preserve"> they are therefore </w:t>
+      </w:r>
+      <w:r>
+        <w:rPr>
+          <w:b/>
+        </w:rPr>
+        <w:t>SINGLE_SOURCE</w:t>
+      </w:r>
+      <w:r>
+        <w:t xml:space="preserve"> — quote them as "</w:t>
+      </w:r>
+      <w:r>
+        <w:rPr>
+          <w:b/>
+        </w:rPr>
+        <w:t>to be finalised against the manufacturer's configuration sheet (以厂商配置单终核)</w:t>
+      </w:r>
+      <w:r>
+        <w:t>", not as dual-source-verified Chinese figures. The existence of an export-OEM value does not upgrade Chinese-market confidence. Fuel/emission: diesel; confirm destination sulphur tolerance and the emission route (a China-VI calibration is not itself overseas approval).</w:t>
+      </w:r>
+    </w:p>
     <w:p>
       <w:pPr>
         <w:pStyle w:val="Heading1"/>
       </w:pPr>
       <w:r>
-        <w:t>Drivetrain and Chassis</w:t>
+        <w:t>Drivetrain, Towing and Payload — Market Labels Matter</w:t>
       </w:r>
     </w:p>
     <w:p>
@@ -799,7 +841,7 @@
         <w:t>2H / 4H / 4L</w:t>
       </w:r>
       <w:r>
-        <w:t xml:space="preserve"> modes and a </w:t>
+        <w:t xml:space="preserve"> and a </w:t>
       </w:r>
       <w:r>
         <w:rPr>
@@ -808,7 +850,7 @@
         <w:t>rear differential lock</w:t>
       </w:r>
       <w:r>
-        <w:t xml:space="preserve"> — the off-road/traction specification buyers expect on a 4x4 pickup.</w:t>
+        <w:t xml:space="preserve"> on the documented 4x4 (Chinese-market single-source; finalise against the build sheet).</w:t>
       </w:r>
     </w:p>
     <w:p>
@@ -816,34 +858,22 @@
         <w:pStyle w:val="ListBullet"/>
       </w:pPr>
       <w:r>
-        <w:t xml:space="preserve">Towing capacity </w:t>
+        <w:rPr>
+          <w:b/>
+        </w:rPr>
+        <w:t>Towing capacity 3500 kg is an EXPORT-market JAC factory figure (market = EXPORT)</w:t>
+      </w:r>
+      <w:r>
+        <w:t xml:space="preserve"> from the export OEM site. It must </w:t>
       </w:r>
       <w:r>
         <w:rPr>
           <w:b/>
         </w:rPr>
-        <w:t>3500 kg</w:t>
+        <w:t>not</w:t>
       </w:r>
       <w:r>
-        <w:t xml:space="preserve"> and bed payload </w:t>
-      </w:r>
-      <w:r>
-        <w:rPr>
-          <w:b/>
-        </w:rPr>
-        <w:t>1000 kg</w:t>
-      </w:r>
-      <w:r>
-        <w:t xml:space="preserve"> are </w:t>
-      </w:r>
-      <w:r>
-        <w:rPr>
-          <w:b/>
-        </w:rPr>
-        <w:t>export-market JAC figures</w:t>
-      </w:r>
-      <w:r>
-        <w:t>; keep the market label attached and do not present them as Chinese homologation (certificate) values — confirm braked-towing and rated payload on the destination homologation document.</w:t>
+        <w:t xml:space="preserve"> be written as a Chinese homologation/announcement value or as a system-wide number; braked-towing rating on the destination homologation document is what governs use abroad.</w:t>
       </w:r>
     </w:p>
     <w:p>
@@ -851,7 +881,21 @@
         <w:pStyle w:val="ListBullet"/>
       </w:pPr>
       <w:r>
-        <w:t>RHD availability appears on export lists but the exact RHD supply matrix must be confirmed through an official JAC channel, not assumed.</w:t>
+        <w:rPr>
+          <w:b/>
+        </w:rPr>
+        <w:t>Payload 1000 kg is a CHINA-market figure, VERIFIED</w:t>
+      </w:r>
+      <w:r>
+        <w:t xml:space="preserve"> through the Chinese JAC pickup official site (with export-OEM support).</w:t>
+      </w:r>
+    </w:p>
+    <w:p>
+      <w:pPr>
+        <w:pStyle w:val="ListBullet"/>
+      </w:pPr>
+      <w:r>
+        <w:t>RHD availability appears on export lists, but the exact RHD supply matrix must be confirmed through an official JAC channel, not assumed.</w:t>
       </w:r>
     </w:p>
     <w:p>
@@ -901,7 +945,21 @@
         <w:t>Market label on capacity</w:t>
       </w:r>
       <w:r>
-        <w:t>: 3500 kg towing / 1000 kg payload are export-site figures; reconcile with the Chinese certificate and destination rating.</w:t>
+        <w:t>: 3500 kg towing = EXPORT factory data; 1000 kg payload = China-rated; reconcile both with the destination rating.</w:t>
+      </w:r>
+    </w:p>
+    <w:p>
+      <w:pPr>
+        <w:pStyle w:val="ListNumber"/>
+      </w:pPr>
+      <w:r>
+        <w:rPr>
+          <w:b/>
+        </w:rPr>
+        <w:t>Chinese powertrain confidence</w:t>
+      </w:r>
+      <w:r>
+        <w:t>: 125 kW/410 N·m/ZF 8AT/4WD are single-source for China — finalise against the manufacturer sheet.</w:t>
       </w:r>
     </w:p>
     <w:p>
@@ -915,13 +973,8 @@
         <w:t>Diesel after-treatment and fuel sulphur</w:t>
       </w:r>
       <w:r>
-        <w:t xml:space="preserve"> per the emission/fuel-compatibility guide.</w:t>
+        <w:t xml:space="preserve"> per the emission/fuel-compatibility guide; </w:t>
       </w:r>
-    </w:p>
-    <w:p>
-      <w:pPr>
-        <w:pStyle w:val="ListNumber"/>
-      </w:pPr>
       <w:r>
         <w:rPr>
           <w:b/>
@@ -929,7 +982,7 @@
         <w:t>HS classification</w:t>
       </w:r>
       <w:r>
-        <w:t xml:space="preserve"> for a pickup follows the export HS-code guide (cargo/person-use boundary matters at customs).</w:t>
+        <w:t xml:space="preserve"> per the export HS-code guide.</w:t>
       </w:r>
     </w:p>
     <w:p>
@@ -945,7 +998,7 @@
         <w:pStyle w:val="ListBullet"/>
       </w:pPr>
       <w:r>
-        <w:t>VIN-to-chassis (standard/long) and bed dimensions; 4WD mode and rear-lock presence.</w:t>
+        <w:t>VIN-to-chassis (standard/long) and bed dimensions; 4WD mode and rear-lock presence on the build sheet.</w:t>
       </w:r>
     </w:p>
     <w:p>
@@ -953,7 +1006,7 @@
         <w:pStyle w:val="ListBullet"/>
       </w:pPr>
       <w:r>
-        <w:t xml:space="preserve">Rated payload/towing on the </w:t>
+        <w:t xml:space="preserve">Treat 3500 kg towing as export factory data only; confirm rated towing/payload on the </w:t>
       </w:r>
       <w:r>
         <w:rPr>
@@ -962,7 +1015,7 @@
         <w:t>destination</w:t>
       </w:r>
       <w:r>
-        <w:t xml:space="preserve"> homologation, not only the export brochure.</w:t>
+        <w:t xml:space="preserve"> homologation.</w:t>
       </w:r>
     </w:p>
     <w:p>
@@ -1019,7 +1072,7 @@
         <w:t>What engine and gearbox does the T9 Hunter use?</w:t>
       </w:r>
       <w:r>
-        <w:t xml:space="preserve"> A 2.0T diesel (125 kW/410 N·m) with a ZF 8-speed automatic. </w:t>
+        <w:t xml:space="preserve"> A 2.0T diesel (125 kW/410 N·m) with a ZF 8-speed automatic; for the Chinese market these are single-source pending the factory configuration sheet. </w:t>
       </w:r>
       <w:r>
         <w:rPr>
@@ -1043,10 +1096,10 @@
         <w:rPr>
           <w:b/>
         </w:rPr>
-        <w:t>Are the 3500 kg towing and 1000 kg payload Chinese-certified figures?</w:t>
+        <w:t>Is the 3500 kg towing figure a Chinese-certified value?</w:t>
       </w:r>
       <w:r>
-        <w:t xml:space="preserve"> They are export-market JAC figures; confirm the rated values on the destination homologation.</w:t>
+        <w:t xml:space="preserve"> No — it is an export-market JAC factory figure; payload 1000 kg is the China-rated value, and destination ratings must be confirmed separately.</w:t>
       </w:r>
     </w:p>
     <w:p>
@@ -1236,7 +1289,7 @@
               <w:rPr>
                 <w:sz w:val="20"/>
               </w:rPr>
-              <w:t>JAC T9 Pickup official specifications</w:t>
+              <w:t>JAC T9 official specifications</w:t>
             </w:r>
           </w:p>
         </w:tc>
@@ -1344,7 +1397,20 @@
               <w:rPr>
                 <w:sz w:val="20"/>
               </w:rPr>
-              <w:t>Export towing/payload, T9 identity</w:t>
+              <w:t xml:space="preserve">SAME_MODEL identity; </w:t>
+            </w:r>
+            <w:r>
+              <w:rPr>
+                <w:b/>
+                <w:sz w:val="20"/>
+              </w:rPr>
+              <w:t>3500 kg towing (EXPORT)</w:t>
+            </w:r>
+            <w:r>
+              <w:rPr>
+                <w:sz w:val="20"/>
+              </w:rPr>
+              <w:t>; std dimensions</w:t>
             </w:r>
           </w:p>
         </w:tc>
@@ -1364,7 +1430,7 @@
               <w:rPr>
                 <w:sz w:val="20"/>
               </w:rPr>
-              <w:t>New Hantu (overseas T9) powertrain &amp; generation</w:t>
+              <w:t>New Hantu product configuration</w:t>
             </w:r>
           </w:p>
         </w:tc>
@@ -1382,7 +1448,7 @@
               <w:rPr>
                 <w:sz w:val="20"/>
               </w:rPr>
-              <w:t>Sohu Auto</w:t>
+              <w:t>JAC Pickup official (OEM)</w:t>
             </w:r>
           </w:p>
         </w:tc>
@@ -1400,7 +1466,7 @@
               <w:rPr>
                 <w:sz w:val="20"/>
               </w:rPr>
-              <w:t>CN/Export</w:t>
+              <w:t>CN</w:t>
             </w:r>
           </w:p>
         </w:tc>
@@ -1418,7 +1484,7 @@
               <w:rPr>
                 <w:sz w:val="20"/>
               </w:rPr>
-              <w:t>https://www.sohu.com/a/1068531202_122480923</w:t>
+              <w:t>https://pickup.jac.com.cn/qxht/index.html</w:t>
             </w:r>
           </w:p>
         </w:tc>
@@ -1454,7 +1520,7 @@
               <w:rPr>
                 <w:sz w:val="20"/>
               </w:rPr>
-              <w:t>CROSS_CHECKED</w:t>
+              <w:t>VERIFIED (OEM)</w:t>
             </w:r>
           </w:p>
         </w:tc>
@@ -1472,7 +1538,14 @@
               <w:rPr>
                 <w:sz w:val="20"/>
               </w:rPr>
-              <w:t>2.0T diesel, ZF 8AT</w:t>
+              <w:t xml:space="preserve">SAME_MODEL identity; </w:t>
+            </w:r>
+            <w:r>
+              <w:rPr>
+                <w:b/>
+                <w:sz w:val="20"/>
+              </w:rPr>
+              <w:t>1000 kg payload (CHINA)</w:t>
             </w:r>
           </w:p>
         </w:tc>
@@ -1710,7 +1783,7 @@
               <w:rPr>
                 <w:sz w:val="20"/>
               </w:rPr>
-              <w:t>SINGLE_SOURCE</w:t>
+              <w:t>CROSS_CHECKED</w:t>
             </w:r>
           </w:p>
         </w:tc>
@@ -1748,7 +1821,7 @@
               <w:rPr>
                 <w:sz w:val="20"/>
               </w:rPr>
-              <w:t>New Hantu product configuration</w:t>
+              <w:t>Hantu (overseas T9) powertrain &amp; generation</w:t>
             </w:r>
           </w:p>
         </w:tc>
@@ -1766,7 +1839,7 @@
               <w:rPr>
                 <w:sz w:val="20"/>
               </w:rPr>
-              <w:t>JAC Pickup official (OEM)</w:t>
+              <w:t>Sohu Auto</w:t>
             </w:r>
           </w:p>
         </w:tc>
@@ -1784,7 +1857,7 @@
               <w:rPr>
                 <w:sz w:val="20"/>
               </w:rPr>
-              <w:t>CN</w:t>
+              <w:t>CN/Export</w:t>
             </w:r>
           </w:p>
         </w:tc>
@@ -1802,7 +1875,7 @@
               <w:rPr>
                 <w:sz w:val="20"/>
               </w:rPr>
-              <w:t>https://pickup.jac.com.cn/qxht/index.html</w:t>
+              <w:t>https://www.sohu.com/a/1068531202_122480923</w:t>
             </w:r>
           </w:p>
         </w:tc>
@@ -1838,7 +1911,7 @@
               <w:rPr>
                 <w:sz w:val="20"/>
               </w:rPr>
-              <w:t>VERIFIED (OEM)</w:t>
+              <w:t>SINGLE_SOURCE (China)</w:t>
             </w:r>
           </w:p>
         </w:tc>
@@ -1856,7 +1929,7 @@
               <w:rPr>
                 <w:sz w:val="20"/>
               </w:rPr>
-              <w:t>Chinese Hantu identity, 4WD, lock</w:t>
+              <w:t>2.0T/125/410/ZF8AT/4WD, 7.6 claim</w:t>
             </w:r>
           </w:p>
         </w:tc>
@@ -1867,7 +1940,7 @@
         <w:rPr>
           <w:i/>
         </w:rPr>
-        <w:t>Confidence note: dual-OEM identity support (export + Chinese pickup sites). Capacity figures are export-market and labelled; fuel consumption is a manufacturer claim. Confirm destination ratings and RHD matrix officially.</w:t>
+        <w:t>Confidence note: identity SAME_MODEL via dual JAC OEM sites; standard/long chassis cross-checked; Chinese powertrain is SINGLE_SOURCE (finalise against the manufacturer sheet); 3500 kg towing is EXPORT-only and never a Chinese homologation value; 1000 kg payload is China VERIFIED. RHD matrix and export price not stated.</w:t>
       </w:r>
     </w:p>
     <w:p>
@@ -1886,10 +1959,10 @@
         <w:rPr>
           <w:b/>
         </w:rPr>
-        <w:t>Author / reviewer</w:t>
+        <w:t>Author</w:t>
       </w:r>
       <w:r>
-        <w:t>: [AutoBridge Export Sourcing Team](/authors/) · method per our [Editorial Policy](/editorial-policy/)</w:t>
+        <w:t>: AutoBridge Export Editorial Team · [Sourcing Team](/authors/) · method per our [Editorial Policy](/editorial-policy/)</w:t>
       </w:r>
     </w:p>
     <w:p>
@@ -1903,7 +1976,16 @@
         <w:t>Last reviewed</w:t>
       </w:r>
       <w:r>
-        <w:t>: 2026-09-04</w:t>
+        <w:t xml:space="preserve">: 2026-09-04 · </w:t>
+      </w:r>
+      <w:r>
+        <w:rPr>
+          <w:b/>
+        </w:rPr>
+        <w:t>Fact sheet version</w:t>
+      </w:r>
+      <w:r>
+        <w:t>: v1.2-2026-09-04</w:t>
       </w:r>
     </w:p>
     <w:p>
@@ -1917,7 +1999,7 @@
         <w:t>Reference market</w:t>
       </w:r>
       <w:r>
-        <w:t>: Chinese/export diesel T9 Hunter (market label per figure; not a single global spec)</w:t>
+        <w:t>: Identity CHINA+EXPORT; towing EXPORT; payload CHINA; Chinese powertrain single-source</w:t>
       </w:r>
     </w:p>
     <w:p>
@@ -1931,7 +2013,21 @@
         <w:t>Verification method</w:t>
       </w:r>
       <w:r>
-        <w:t>: Dual-OEM identity; chassis/bed split; export capacities labelled separately from homologation</w:t>
+        <w:t>: Dual-OEM SAME_MODEL identity; per-market confidence labels; export figures not upgraded to Chinese homologation</w:t>
+      </w:r>
+    </w:p>
+    <w:p>
+      <w:pPr>
+        <w:pStyle w:val="ListBullet"/>
+      </w:pPr>
+      <w:r>
+        <w:rPr>
+          <w:b/>
+        </w:rPr>
+        <w:t>Transparency</w:t>
+      </w:r>
+      <w:r>
+        <w:t>: AI_ASSISTED=true · HUMAN_REVIEWED=false · evidence.first_hand=false · PUBLISH_APPROVED=false</w:t>
       </w:r>
     </w:p>
     <w:p>
@@ -1956,7 +2052,7 @@
         <w:t>Tags</w:t>
       </w:r>
       <w:r>
-        <w:t>: #JACT9Hunter #DieselPickup #4x4 #ChinesePickupExport #BedAndPayload</w:t>
+        <w:t>: #JACT9Hunter #DieselPickup #4x4 #SameModel #BedAndPayload</w:t>
       </w:r>
     </w:p>
     <w:sectPr>

--- a/deliveries/2026-09-04/AutoBridge_Daily_2026-09-04/01_Vehicle_Pages/VEH_20260904_07_JAC_T9Hunter.docx
+++ b/deliveries/2026-09-04/AutoBridge_Daily_2026-09-04/01_Vehicle_Pages/VEH_20260904_07_JAC_T9Hunter.docx
@@ -4,7 +4,7 @@
   <w:body>
     <w:p>
       <w:pPr>
-        <w:pStyle w:val="Title"/>
+        <w:pStyle w:val="Heading1"/>
       </w:pPr>
       <w:r>
         <w:t>JAC T9 Hunter (悍途): a Diesel Mid-Size Pickup — Bed, Payload, Drivetrain and Export Checks</w:t>
@@ -12,7 +12,7 @@
     </w:p>
     <w:p>
       <w:pPr>
-        <w:pStyle w:val="Heading1"/>
+        <w:pStyle w:val="Heading2"/>
       </w:pPr>
       <w:r>
         <w:t>SEO Metadata</w:t>
@@ -146,7 +146,7 @@
     </w:p>
     <w:p>
       <w:pPr>
-        <w:pStyle w:val="Heading1"/>
+        <w:pStyle w:val="Heading2"/>
       </w:pPr>
       <w:r>
         <w:t>Buyer Context: Pickup Decisions Start With the Bed and the Drivetrain</w:t>
@@ -186,7 +186,7 @@
     </w:p>
     <w:p>
       <w:pPr>
-        <w:pStyle w:val="Heading1"/>
+        <w:pStyle w:val="Heading2"/>
       </w:pPr>
       <w:r>
         <w:t>Chassis and Wheelbase: Standard vs Long</w:t>
@@ -194,7 +194,7 @@
     </w:p>
     <w:tbl>
       <w:tblPr>
-        <w:tblStyle w:val="TableGrid"/>
+        <w:tblStyle w:val="LightGrid-Accent1"/>
         <w:tblW w:type="auto" w:w="0"/>
         <w:tblLook w:firstColumn="1" w:firstRow="1" w:lastColumn="0" w:lastRow="0" w:noHBand="0" w:noVBand="1" w:val="04A0"/>
       </w:tblPr>
@@ -207,20 +207,9 @@
         <w:tc>
           <w:tcPr>
             <w:tcW w:type="dxa" w:w="2880"/>
-            <w:shd w:val="clear" w:fill="EAF0F6"/>
           </w:tcPr>
           <w:p>
             <w:r>
-              <w:rPr>
-                <w:b/>
-                <w:sz w:val="20"/>
-              </w:rPr>
-            </w:r>
-            <w:r>
-              <w:rPr>
-                <w:b/>
-                <w:sz w:val="20"/>
-              </w:rPr>
               <w:t>Item</w:t>
             </w:r>
           </w:p>
@@ -228,20 +217,9 @@
         <w:tc>
           <w:tcPr>
             <w:tcW w:type="dxa" w:w="2880"/>
-            <w:shd w:val="clear" w:fill="EAF0F6"/>
           </w:tcPr>
           <w:p>
             <w:r>
-              <w:rPr>
-                <w:b/>
-                <w:sz w:val="20"/>
-              </w:rPr>
-            </w:r>
-            <w:r>
-              <w:rPr>
-                <w:b/>
-                <w:sz w:val="20"/>
-              </w:rPr>
               <w:t>Standard wheelbase</w:t>
             </w:r>
           </w:p>
@@ -249,20 +227,9 @@
         <w:tc>
           <w:tcPr>
             <w:tcW w:type="dxa" w:w="2880"/>
-            <w:shd w:val="clear" w:fill="EAF0F6"/>
           </w:tcPr>
           <w:p>
             <w:r>
-              <w:rPr>
-                <w:b/>
-                <w:sz w:val="20"/>
-              </w:rPr>
-            </w:r>
-            <w:r>
-              <w:rPr>
-                <w:b/>
-                <w:sz w:val="20"/>
-              </w:rPr>
               <w:t>Long wheelbase</w:t>
             </w:r>
           </w:p>
@@ -275,14 +242,6 @@
           </w:tcPr>
           <w:p>
             <w:r>
-              <w:rPr>
-                <w:sz w:val="20"/>
-              </w:rPr>
-            </w:r>
-            <w:r>
-              <w:rPr>
-                <w:sz w:val="20"/>
-              </w:rPr>
               <w:t>Overall length</w:t>
             </w:r>
           </w:p>
@@ -294,13 +253,7 @@
           <w:p>
             <w:r>
               <w:rPr>
-                <w:sz w:val="20"/>
-              </w:rPr>
-            </w:r>
-            <w:r>
-              <w:rPr>
                 <w:b/>
-                <w:sz w:val="20"/>
               </w:rPr>
               <w:t>5330 mm</w:t>
             </w:r>
@@ -313,13 +266,7 @@
           <w:p>
             <w:r>
               <w:rPr>
-                <w:sz w:val="20"/>
-              </w:rPr>
-            </w:r>
-            <w:r>
-              <w:rPr>
                 <w:b/>
-                <w:sz w:val="20"/>
               </w:rPr>
               <w:t>5620 mm</w:t>
             </w:r>
@@ -333,14 +280,6 @@
           </w:tcPr>
           <w:p>
             <w:r>
-              <w:rPr>
-                <w:sz w:val="20"/>
-              </w:rPr>
-            </w:r>
-            <w:r>
-              <w:rPr>
-                <w:sz w:val="20"/>
-              </w:rPr>
               <w:t>Width / height</w:t>
             </w:r>
           </w:p>
@@ -351,14 +290,6 @@
           </w:tcPr>
           <w:p>
             <w:r>
-              <w:rPr>
-                <w:sz w:val="20"/>
-              </w:rPr>
-            </w:r>
-            <w:r>
-              <w:rPr>
-                <w:sz w:val="20"/>
-              </w:rPr>
               <w:t>1965 / 1920 mm</w:t>
             </w:r>
           </w:p>
@@ -369,14 +300,6 @@
           </w:tcPr>
           <w:p>
             <w:r>
-              <w:rPr>
-                <w:sz w:val="20"/>
-              </w:rPr>
-            </w:r>
-            <w:r>
-              <w:rPr>
-                <w:sz w:val="20"/>
-              </w:rPr>
               <w:t>1965 / 1920 mm</w:t>
             </w:r>
           </w:p>
@@ -389,14 +312,6 @@
           </w:tcPr>
           <w:p>
             <w:r>
-              <w:rPr>
-                <w:sz w:val="20"/>
-              </w:rPr>
-            </w:r>
-            <w:r>
-              <w:rPr>
-                <w:sz w:val="20"/>
-              </w:rPr>
               <w:t>Wheelbase</w:t>
             </w:r>
           </w:p>
@@ -408,13 +323,7 @@
           <w:p>
             <w:r>
               <w:rPr>
-                <w:sz w:val="20"/>
-              </w:rPr>
-            </w:r>
-            <w:r>
-              <w:rPr>
                 <w:b/>
-                <w:sz w:val="20"/>
               </w:rPr>
               <w:t>3110 mm</w:t>
             </w:r>
@@ -427,13 +336,7 @@
           <w:p>
             <w:r>
               <w:rPr>
-                <w:sz w:val="20"/>
-              </w:rPr>
-            </w:r>
-            <w:r>
-              <w:rPr>
                 <w:b/>
-                <w:sz w:val="20"/>
               </w:rPr>
               <w:t>3400 mm</w:t>
             </w:r>
@@ -447,14 +350,6 @@
           </w:tcPr>
           <w:p>
             <w:r>
-              <w:rPr>
-                <w:sz w:val="20"/>
-              </w:rPr>
-            </w:r>
-            <w:r>
-              <w:rPr>
-                <w:sz w:val="20"/>
-              </w:rPr>
               <w:t>Standard bed (L×W×H)</w:t>
             </w:r>
           </w:p>
@@ -466,13 +361,7 @@
           <w:p>
             <w:r>
               <w:rPr>
-                <w:sz w:val="20"/>
-              </w:rPr>
-            </w:r>
-            <w:r>
-              <w:rPr>
                 <w:b/>
-                <w:sz w:val="20"/>
               </w:rPr>
               <w:t>1520 × 1590 × 470 mm</w:t>
             </w:r>
@@ -484,20 +373,13 @@
           </w:tcPr>
           <w:p>
             <w:r>
-              <w:rPr>
-                <w:sz w:val="20"/>
-              </w:rPr>
-            </w:r>
-            <w:r>
-              <w:rPr>
-                <w:sz w:val="20"/>
-              </w:rPr>
               <w:t>longer bed on the 3400 mm chassis</w:t>
             </w:r>
           </w:p>
         </w:tc>
       </w:tr>
     </w:tbl>
+    <w:p/>
     <w:p>
       <w:r>
         <w:t>The standard-wheelbase dimensions are cross-checked between the JAC export OEM site and a Chinese structured source; the long-wheelbase figures are cross-checked across two Chinese sources. Bed length is the clearest way to tell the two chassis apart; record wheelbase and bed internal dimensions against the VIN.</w:t>
@@ -505,7 +387,7 @@
     </w:p>
     <w:p>
       <w:pPr>
-        <w:pStyle w:val="Heading1"/>
+        <w:pStyle w:val="Heading2"/>
       </w:pPr>
       <w:r>
         <w:t>Powertrain (diesel focus: engine, gearbox, fuel, emission)</w:t>
@@ -513,7 +395,7 @@
     </w:p>
     <w:tbl>
       <w:tblPr>
-        <w:tblStyle w:val="TableGrid"/>
+        <w:tblStyle w:val="LightGrid-Accent1"/>
         <w:tblW w:type="auto" w:w="0"/>
         <w:tblLook w:firstColumn="1" w:firstRow="1" w:lastColumn="0" w:lastRow="0" w:noHBand="0" w:noVBand="1" w:val="04A0"/>
       </w:tblPr>
@@ -525,20 +407,9 @@
         <w:tc>
           <w:tcPr>
             <w:tcW w:type="dxa" w:w="4320"/>
-            <w:shd w:val="clear" w:fill="EAF0F6"/>
           </w:tcPr>
           <w:p>
             <w:r>
-              <w:rPr>
-                <w:b/>
-                <w:sz w:val="20"/>
-              </w:rPr>
-            </w:r>
-            <w:r>
-              <w:rPr>
-                <w:b/>
-                <w:sz w:val="20"/>
-              </w:rPr>
               <w:t>Item</w:t>
             </w:r>
           </w:p>
@@ -546,20 +417,9 @@
         <w:tc>
           <w:tcPr>
             <w:tcW w:type="dxa" w:w="4320"/>
-            <w:shd w:val="clear" w:fill="EAF0F6"/>
           </w:tcPr>
           <w:p>
             <w:r>
-              <w:rPr>
-                <w:b/>
-                <w:sz w:val="20"/>
-              </w:rPr>
-            </w:r>
-            <w:r>
-              <w:rPr>
-                <w:b/>
-                <w:sz w:val="20"/>
-              </w:rPr>
               <w:t>T9 Hunter diesel — Chinese-market reference</w:t>
             </w:r>
           </w:p>
@@ -572,14 +432,6 @@
           </w:tcPr>
           <w:p>
             <w:r>
-              <w:rPr>
-                <w:sz w:val="20"/>
-              </w:rPr>
-            </w:r>
-            <w:r>
-              <w:rPr>
-                <w:sz w:val="20"/>
-              </w:rPr>
               <w:t>Engine</w:t>
             </w:r>
           </w:p>
@@ -590,14 +442,6 @@
           </w:tcPr>
           <w:p>
             <w:r>
-              <w:rPr>
-                <w:sz w:val="20"/>
-              </w:rPr>
-            </w:r>
-            <w:r>
-              <w:rPr>
-                <w:sz w:val="20"/>
-              </w:rPr>
               <w:t>2.0T inline-4 turbo diesel</w:t>
             </w:r>
           </w:p>
@@ -610,14 +454,6 @@
           </w:tcPr>
           <w:p>
             <w:r>
-              <w:rPr>
-                <w:sz w:val="20"/>
-              </w:rPr>
-            </w:r>
-            <w:r>
-              <w:rPr>
-                <w:sz w:val="20"/>
-              </w:rPr>
               <w:t>Power / torque</w:t>
             </w:r>
           </w:p>
@@ -629,13 +465,7 @@
           <w:p>
             <w:r>
               <w:rPr>
-                <w:sz w:val="20"/>
-              </w:rPr>
-            </w:r>
-            <w:r>
-              <w:rPr>
                 <w:b/>
-                <w:sz w:val="20"/>
               </w:rPr>
               <w:t>125 kW / 410 N·m</w:t>
             </w:r>
@@ -649,14 +479,6 @@
           </w:tcPr>
           <w:p>
             <w:r>
-              <w:rPr>
-                <w:sz w:val="20"/>
-              </w:rPr>
-            </w:r>
-            <w:r>
-              <w:rPr>
-                <w:sz w:val="20"/>
-              </w:rPr>
               <w:t>Gearbox</w:t>
             </w:r>
           </w:p>
@@ -668,13 +490,7 @@
           <w:p>
             <w:r>
               <w:rPr>
-                <w:sz w:val="20"/>
-              </w:rPr>
-            </w:r>
-            <w:r>
-              <w:rPr>
                 <w:b/>
-                <w:sz w:val="20"/>
               </w:rPr>
               <w:t>ZF 8-speed automatic (8AT)</w:t>
             </w:r>
@@ -688,14 +504,6 @@
           </w:tcPr>
           <w:p>
             <w:r>
-              <w:rPr>
-                <w:sz w:val="20"/>
-              </w:rPr>
-            </w:r>
-            <w:r>
-              <w:rPr>
-                <w:sz w:val="20"/>
-              </w:rPr>
               <w:t>4WD</w:t>
             </w:r>
           </w:p>
@@ -707,13 +515,7 @@
           <w:p>
             <w:r>
               <w:rPr>
-                <w:sz w:val="20"/>
-              </w:rPr>
-            </w:r>
-            <w:r>
-              <w:rPr>
                 <w:b/>
-                <w:sz w:val="20"/>
               </w:rPr>
               <w:t>BorgWarner part-time 4WD (2H/4H/4L) + rear differential lock</w:t>
             </w:r>
@@ -727,14 +529,6 @@
           </w:tcPr>
           <w:p>
             <w:r>
-              <w:rPr>
-                <w:sz w:val="20"/>
-              </w:rPr>
-            </w:r>
-            <w:r>
-              <w:rPr>
-                <w:sz w:val="20"/>
-              </w:rPr>
               <w:t>Fuel consumption claim</w:t>
             </w:r>
           </w:p>
@@ -745,33 +539,22 @@
           </w:tcPr>
           <w:p>
             <w:r>
-              <w:rPr>
-                <w:sz w:val="20"/>
-              </w:rPr>
-            </w:r>
-            <w:r>
-              <w:rPr>
-                <w:sz w:val="20"/>
-              </w:rPr>
               <w:t xml:space="preserve">7.6 L/100 km — </w:t>
             </w:r>
             <w:r>
               <w:rPr>
                 <w:b/>
-                <w:sz w:val="20"/>
               </w:rPr>
               <w:t>manufacturer claim</w:t>
             </w:r>
             <w:r>
-              <w:rPr>
-                <w:sz w:val="20"/>
-              </w:rPr>
               <w:t>, not a measured result</w:t>
             </w:r>
           </w:p>
         </w:tc>
       </w:tr>
     </w:tbl>
+    <w:p/>
     <w:p>
       <w:r>
         <w:t xml:space="preserve">These Chinese-market powertrain items currently rest on a </w:t>
@@ -783,16 +566,7 @@
         <w:t>single Chinese media source alongside the export OEM site</w:t>
       </w:r>
       <w:r>
-        <w:t xml:space="preserve">; for the </w:t>
-      </w:r>
-      <w:r>
-        <w:rPr>
-          <w:i/>
-        </w:rPr>
-        <w:t>Chinese market</w:t>
-      </w:r>
-      <w:r>
-        <w:t xml:space="preserve"> they are therefore </w:t>
+        <w:t xml:space="preserve">; for the *Chinese market* they are therefore </w:t>
       </w:r>
       <w:r>
         <w:rPr>
@@ -815,7 +589,7 @@
     </w:p>
     <w:p>
       <w:pPr>
-        <w:pStyle w:val="Heading1"/>
+        <w:pStyle w:val="Heading2"/>
       </w:pPr>
       <w:r>
         <w:t>Drivetrain, Towing and Payload — Market Labels Matter</w:t>
@@ -900,7 +674,7 @@
     </w:p>
     <w:p>
       <w:pPr>
-        <w:pStyle w:val="Heading1"/>
+        <w:pStyle w:val="Heading2"/>
       </w:pPr>
       <w:r>
         <w:t>Version and Order-Configuration Points</w:t>
@@ -987,7 +761,7 @@
     </w:p>
     <w:p>
       <w:pPr>
-        <w:pStyle w:val="Heading1"/>
+        <w:pStyle w:val="Heading2"/>
       </w:pPr>
       <w:r>
         <w:t>Overseas Buyer Verification Before Payment</w:t>
@@ -1036,7 +810,7 @@
     </w:p>
     <w:p>
       <w:pPr>
-        <w:pStyle w:val="Heading1"/>
+        <w:pStyle w:val="Heading2"/>
       </w:pPr>
       <w:r>
         <w:t>Request a Current Export Quotation</w:t>
@@ -1058,7 +832,7 @@
     </w:p>
     <w:p>
       <w:pPr>
-        <w:pStyle w:val="Heading1"/>
+        <w:pStyle w:val="Heading2"/>
       </w:pPr>
       <w:r>
         <w:t>Frequently Asked Questions</w:t>
@@ -1072,8 +846,10 @@
         <w:t>What engine and gearbox does the T9 Hunter use?</w:t>
       </w:r>
       <w:r>
-        <w:t xml:space="preserve"> A 2.0T diesel (125 kW/410 N·m) with a ZF 8-speed automatic; for the Chinese market these are single-source pending the factory configuration sheet. </w:t>
+        <w:t xml:space="preserve"> A 2.0T diesel (125 kW/410 N·m) with a ZF 8-speed automatic; for the Chinese market these are single-source pending the factory configuration sheet.</w:t>
       </w:r>
+    </w:p>
+    <w:p>
       <w:r>
         <w:rPr>
           <w:b/>
@@ -1081,8 +857,10 @@
         <w:t>Does it have low-range four-wheel drive?</w:t>
       </w:r>
       <w:r>
-        <w:t xml:space="preserve"> Yes — BorgWarner part-time 4WD with 2H/4H/4L and a rear differential lock on the documented 4x4. </w:t>
+        <w:t xml:space="preserve"> Yes — BorgWarner part-time 4WD with 2H/4H/4L and a rear differential lock on the documented 4x4.</w:t>
       </w:r>
+    </w:p>
+    <w:p>
       <w:r>
         <w:rPr>
           <w:b/>
@@ -1090,8 +868,10 @@
         <w:t>Standard or long bed?</w:t>
       </w:r>
       <w:r>
-        <w:t xml:space="preserve"> Both: 3110 mm wheelbase/5330 mm overall or 3400 mm/5620 mm; bed length differs accordingly. </w:t>
+        <w:t xml:space="preserve"> Both: 3110 mm wheelbase/5330 mm overall or 3400 mm/5620 mm; bed length differs accordingly.</w:t>
       </w:r>
+    </w:p>
+    <w:p>
       <w:r>
         <w:rPr>
           <w:b/>
@@ -1104,7 +884,255 @@
     </w:p>
     <w:p>
       <w:pPr>
-        <w:pStyle w:val="Heading1"/>
+        <w:pStyle w:val="Heading2"/>
+      </w:pPr>
+      <w:r>
+        <w:t>Image Record</w:t>
+      </w:r>
+    </w:p>
+    <w:p>
+      <w:pPr>
+        <w:pStyle w:val="ListBullet"/>
+      </w:pPr>
+      <w:r>
+        <w:t>IMAGE_ASSET_PATH: none secured in repository</w:t>
+      </w:r>
+    </w:p>
+    <w:p>
+      <w:pPr>
+        <w:pStyle w:val="ListBullet"/>
+      </w:pPr>
+      <w:r>
+        <w:t>ORIGINAL_IMAGE_URL: not captured</w:t>
+      </w:r>
+    </w:p>
+    <w:p>
+      <w:pPr>
+        <w:pStyle w:val="ListBullet"/>
+      </w:pPr>
+      <w:r>
+        <w:t>SOURCE_PAGE: not captured</w:t>
+      </w:r>
+    </w:p>
+    <w:p>
+      <w:pPr>
+        <w:pStyle w:val="ListBullet"/>
+      </w:pPr>
+      <w:r>
+        <w:t>RIGHTS_HOLDER: unconfirmed</w:t>
+      </w:r>
+    </w:p>
+    <w:p>
+      <w:pPr>
+        <w:pStyle w:val="ListBullet"/>
+      </w:pPr>
+      <w:r>
+        <w:t>LICENSE: none secured — no third-party image may be published until rights are cleared</w:t>
+      </w:r>
+    </w:p>
+    <w:p>
+      <w:pPr>
+        <w:pStyle w:val="ListBullet"/>
+      </w:pPr>
+      <w:r>
+        <w:t>CHECKED_DATE: 2026-09-05</w:t>
+      </w:r>
+    </w:p>
+    <w:p>
+      <w:pPr>
+        <w:pStyle w:val="ListBullet"/>
+      </w:pPr>
+      <w:r>
+        <w:t>MODEL_TOPIC_MATCH: must match the exact model/version (or the guide topic) and reference market above</w:t>
+      </w:r>
+    </w:p>
+    <w:p>
+      <w:pPr>
+        <w:pStyle w:val="ListBullet"/>
+      </w:pPr>
+      <w:r>
+        <w:t>IMAGE_RIGHTS_STATUS: FAIL (no licensed asset captured; a placeholder or “retain old image” note is not accepted)</w:t>
+      </w:r>
+    </w:p>
+    <w:p>
+      <w:pPr>
+        <w:pStyle w:val="ListBullet"/>
+      </w:pPr>
+      <w:r>
+        <w:t>ALT by language:</w:t>
+      </w:r>
+    </w:p>
+    <w:p>
+      <w:pPr>
+        <w:pStyle w:val="ListBullet"/>
+      </w:pPr>
+      <w:r>
+        <w:rPr>
+          <w:b/>
+        </w:rPr>
+        <w:t>EN</w:t>
+      </w:r>
+      <w:r>
+        <w:t>: AutoBridge export-buyer reference — JAC T9 Hunter, petrol/diesel Chinese-market vehicle / pickup truck</w:t>
+      </w:r>
+    </w:p>
+    <w:p>
+      <w:pPr>
+        <w:pStyle w:val="ListBullet"/>
+      </w:pPr>
+      <w:r>
+        <w:rPr>
+          <w:b/>
+        </w:rPr>
+        <w:t>FR</w:t>
+      </w:r>
+      <w:r>
+        <w:t>: Référence AutoBridge pour acheteurs export — JAC T9 Hunter, véhicule thermique (marché chinois) / pick-up</w:t>
+      </w:r>
+    </w:p>
+    <w:p>
+      <w:pPr>
+        <w:pStyle w:val="ListBullet"/>
+      </w:pPr>
+      <w:r>
+        <w:rPr>
+          <w:b/>
+        </w:rPr>
+        <w:t>DE</w:t>
+      </w:r>
+      <w:r>
+        <w:t>: AutoBridge-Referenz für Exportkäufer — JAC T9 Hunter, Verbrenner (chinesischer Markt) / Pick-up</w:t>
+      </w:r>
+    </w:p>
+    <w:p>
+      <w:pPr>
+        <w:pStyle w:val="ListBullet"/>
+      </w:pPr>
+      <w:r>
+        <w:rPr>
+          <w:b/>
+        </w:rPr>
+        <w:t>ES</w:t>
+      </w:r>
+      <w:r>
+        <w:t>: Referencia AutoBridge para compradores de exportación — JAC T9 Hunter, vehículo de combustión (mercado chino) / camioneta pick-up</w:t>
+      </w:r>
+    </w:p>
+    <w:p>
+      <w:pPr>
+        <w:pStyle w:val="ListBullet"/>
+      </w:pPr>
+      <w:r>
+        <w:rPr>
+          <w:b/>
+        </w:rPr>
+        <w:t>PT</w:t>
+      </w:r>
+      <w:r>
+        <w:t>: Referência AutoBridge para compradores de exportação — JAC T9 Hunter, veículo a combustão (mercado chinês) / picape</w:t>
+      </w:r>
+    </w:p>
+    <w:p>
+      <w:pPr>
+        <w:pStyle w:val="ListBullet"/>
+      </w:pPr>
+      <w:r>
+        <w:rPr>
+          <w:b/>
+        </w:rPr>
+        <w:t>JA</w:t>
+      </w:r>
+      <w:r>
+        <w:t>: AutoBridge 輸出バイヤー向けリファレンス｜JAC T9 Hunter, 中国市場仕様 内燃機関車 / ピックアップトラック</w:t>
+      </w:r>
+    </w:p>
+    <w:p>
+      <w:pPr>
+        <w:pStyle w:val="ListBullet"/>
+      </w:pPr>
+      <w:r>
+        <w:rPr>
+          <w:b/>
+        </w:rPr>
+        <w:t>KO</w:t>
+      </w:r>
+      <w:r>
+        <w:t>: AutoBridge 수출 바이어 참고 자료｜JAC T9 Hunter, 중국 시장 내연기관 차량 / 픽업트럭</w:t>
+      </w:r>
+    </w:p>
+    <w:p>
+      <w:pPr>
+        <w:pStyle w:val="ListBullet"/>
+      </w:pPr>
+      <w:r>
+        <w:rPr>
+          <w:b/>
+        </w:rPr>
+        <w:t>VI</w:t>
+      </w:r>
+      <w:r>
+        <w:t>: Tài liệu tham khảo AutoBridge cho người mua xuất khẩu — JAC T9 Hunter, xe động cơ đốt trong (thị trường Trung Quốc) / xe bán tải</w:t>
+      </w:r>
+    </w:p>
+    <w:p>
+      <w:pPr>
+        <w:pStyle w:val="ListBullet"/>
+      </w:pPr>
+      <w:r>
+        <w:rPr>
+          <w:b/>
+        </w:rPr>
+        <w:t>TH</w:t>
+      </w:r>
+      <w:r>
+        <w:t>: เอกสารอ้างอิง AutoBridge สำหรับผู้ซื้อเพื่อการส่งออก — JAC T9 Hunter, รถเครื่องยนต์สันดาป (ตลาดจีน) / รถกระบะ</w:t>
+      </w:r>
+    </w:p>
+    <w:p>
+      <w:pPr>
+        <w:pStyle w:val="ListBullet"/>
+      </w:pPr>
+      <w:r>
+        <w:rPr>
+          <w:b/>
+        </w:rPr>
+        <w:t>ID</w:t>
+      </w:r>
+      <w:r>
+        <w:t>: Referensi AutoBridge untuk pembeli ekspor — JAC T9 Hunter, kendaraan mesin pembakaran (pasar Tiongkok) / truk pikap</w:t>
+      </w:r>
+    </w:p>
+    <w:p>
+      <w:pPr>
+        <w:pStyle w:val="ListBullet"/>
+      </w:pPr>
+      <w:r>
+        <w:rPr>
+          <w:b/>
+        </w:rPr>
+        <w:t>AR</w:t>
+      </w:r>
+      <w:r>
+        <w:t>: مرجع AutoBridge لمشتري التصدير — JAC T9 Hunter, مركبة بمحرك احتراق (سوق الصين) / شاحنة بيك أب</w:t>
+      </w:r>
+    </w:p>
+    <w:p>
+      <w:pPr>
+        <w:pStyle w:val="ListBullet"/>
+      </w:pPr>
+      <w:r>
+        <w:rPr>
+          <w:b/>
+        </w:rPr>
+        <w:t>ZH</w:t>
+      </w:r>
+      <w:r>
+        <w:t>: AutoBridge 出口采购参考｜JAC T9 Hunter, 中国市场燃油车 / 皮卡</w:t>
+      </w:r>
+    </w:p>
+    <w:p>
+      <w:pPr>
+        <w:pStyle w:val="Heading2"/>
       </w:pPr>
       <w:r>
         <w:t>Sources &amp; Verification</w:t>
@@ -1112,7 +1140,7 @@
     </w:p>
     <w:tbl>
       <w:tblPr>
-        <w:tblStyle w:val="TableGrid"/>
+        <w:tblStyle w:val="LightGrid-Accent1"/>
         <w:tblW w:type="auto" w:w="0"/>
         <w:tblLook w:firstColumn="1" w:firstRow="1" w:lastColumn="0" w:lastRow="0" w:noHBand="0" w:noVBand="1" w:val="04A0"/>
       </w:tblPr>
@@ -1129,20 +1157,9 @@
         <w:tc>
           <w:tcPr>
             <w:tcW w:type="dxa" w:w="1234"/>
-            <w:shd w:val="clear" w:fill="EAF0F6"/>
           </w:tcPr>
           <w:p>
             <w:r>
-              <w:rPr>
-                <w:b/>
-                <w:sz w:val="20"/>
-              </w:rPr>
-            </w:r>
-            <w:r>
-              <w:rPr>
-                <w:b/>
-                <w:sz w:val="20"/>
-              </w:rPr>
               <w:t>Source title</w:t>
             </w:r>
           </w:p>
@@ -1150,20 +1167,9 @@
         <w:tc>
           <w:tcPr>
             <w:tcW w:type="dxa" w:w="1234"/>
-            <w:shd w:val="clear" w:fill="EAF0F6"/>
           </w:tcPr>
           <w:p>
             <w:r>
-              <w:rPr>
-                <w:b/>
-                <w:sz w:val="20"/>
-              </w:rPr>
-            </w:r>
-            <w:r>
-              <w:rPr>
-                <w:b/>
-                <w:sz w:val="20"/>
-              </w:rPr>
               <w:t>Organization</w:t>
             </w:r>
           </w:p>
@@ -1171,20 +1177,9 @@
         <w:tc>
           <w:tcPr>
             <w:tcW w:type="dxa" w:w="1234"/>
-            <w:shd w:val="clear" w:fill="EAF0F6"/>
           </w:tcPr>
           <w:p>
             <w:r>
-              <w:rPr>
-                <w:b/>
-                <w:sz w:val="20"/>
-              </w:rPr>
-            </w:r>
-            <w:r>
-              <w:rPr>
-                <w:b/>
-                <w:sz w:val="20"/>
-              </w:rPr>
               <w:t>Market</w:t>
             </w:r>
           </w:p>
@@ -1192,20 +1187,9 @@
         <w:tc>
           <w:tcPr>
             <w:tcW w:type="dxa" w:w="1234"/>
-            <w:shd w:val="clear" w:fill="EAF0F6"/>
           </w:tcPr>
           <w:p>
             <w:r>
-              <w:rPr>
-                <w:b/>
-                <w:sz w:val="20"/>
-              </w:rPr>
-            </w:r>
-            <w:r>
-              <w:rPr>
-                <w:b/>
-                <w:sz w:val="20"/>
-              </w:rPr>
               <w:t>URL</w:t>
             </w:r>
           </w:p>
@@ -1213,20 +1197,9 @@
         <w:tc>
           <w:tcPr>
             <w:tcW w:type="dxa" w:w="1234"/>
-            <w:shd w:val="clear" w:fill="EAF0F6"/>
           </w:tcPr>
           <w:p>
             <w:r>
-              <w:rPr>
-                <w:b/>
-                <w:sz w:val="20"/>
-              </w:rPr>
-            </w:r>
-            <w:r>
-              <w:rPr>
-                <w:b/>
-                <w:sz w:val="20"/>
-              </w:rPr>
               <w:t>Checked</w:t>
             </w:r>
           </w:p>
@@ -1234,20 +1207,9 @@
         <w:tc>
           <w:tcPr>
             <w:tcW w:type="dxa" w:w="1234"/>
-            <w:shd w:val="clear" w:fill="EAF0F6"/>
           </w:tcPr>
           <w:p>
             <w:r>
-              <w:rPr>
-                <w:b/>
-                <w:sz w:val="20"/>
-              </w:rPr>
-            </w:r>
-            <w:r>
-              <w:rPr>
-                <w:b/>
-                <w:sz w:val="20"/>
-              </w:rPr>
               <w:t>Confidence</w:t>
             </w:r>
           </w:p>
@@ -1255,20 +1217,9 @@
         <w:tc>
           <w:tcPr>
             <w:tcW w:type="dxa" w:w="1234"/>
-            <w:shd w:val="clear" w:fill="EAF0F6"/>
           </w:tcPr>
           <w:p>
             <w:r>
-              <w:rPr>
-                <w:b/>
-                <w:sz w:val="20"/>
-              </w:rPr>
-            </w:r>
-            <w:r>
-              <w:rPr>
-                <w:b/>
-                <w:sz w:val="20"/>
-              </w:rPr>
               <w:t>Supported facts</w:t>
             </w:r>
           </w:p>
@@ -1281,14 +1232,6 @@
           </w:tcPr>
           <w:p>
             <w:r>
-              <w:rPr>
-                <w:sz w:val="20"/>
-              </w:rPr>
-            </w:r>
-            <w:r>
-              <w:rPr>
-                <w:sz w:val="20"/>
-              </w:rPr>
               <w:t>JAC T9 official specifications</w:t>
             </w:r>
           </w:p>
@@ -1299,14 +1242,6 @@
           </w:tcPr>
           <w:p>
             <w:r>
-              <w:rPr>
-                <w:sz w:val="20"/>
-              </w:rPr>
-            </w:r>
-            <w:r>
-              <w:rPr>
-                <w:sz w:val="20"/>
-              </w:rPr>
               <w:t>JAC MOTORS export site (OEM)</w:t>
             </w:r>
           </w:p>
@@ -1317,14 +1252,6 @@
           </w:tcPr>
           <w:p>
             <w:r>
-              <w:rPr>
-                <w:sz w:val="20"/>
-              </w:rPr>
-            </w:r>
-            <w:r>
-              <w:rPr>
-                <w:sz w:val="20"/>
-              </w:rPr>
               <w:t>EXPORT</w:t>
             </w:r>
           </w:p>
@@ -1335,14 +1262,6 @@
           </w:tcPr>
           <w:p>
             <w:r>
-              <w:rPr>
-                <w:sz w:val="20"/>
-              </w:rPr>
-            </w:r>
-            <w:r>
-              <w:rPr>
-                <w:sz w:val="20"/>
-              </w:rPr>
               <w:t>https://jacen.jac.com.cn/t9-launch/specs.html</w:t>
             </w:r>
           </w:p>
@@ -1353,14 +1272,6 @@
           </w:tcPr>
           <w:p>
             <w:r>
-              <w:rPr>
-                <w:sz w:val="20"/>
-              </w:rPr>
-            </w:r>
-            <w:r>
-              <w:rPr>
-                <w:sz w:val="20"/>
-              </w:rPr>
               <w:t>2026-09-04</w:t>
             </w:r>
           </w:p>
@@ -1371,14 +1282,6 @@
           </w:tcPr>
           <w:p>
             <w:r>
-              <w:rPr>
-                <w:sz w:val="20"/>
-              </w:rPr>
-            </w:r>
-            <w:r>
-              <w:rPr>
-                <w:sz w:val="20"/>
-              </w:rPr>
               <w:t>VERIFIED (OEM)</w:t>
             </w:r>
           </w:p>
@@ -1389,27 +1292,15 @@
           </w:tcPr>
           <w:p>
             <w:r>
-              <w:rPr>
-                <w:sz w:val="20"/>
-              </w:rPr>
-            </w:r>
-            <w:r>
-              <w:rPr>
-                <w:sz w:val="20"/>
-              </w:rPr>
               <w:t xml:space="preserve">SAME_MODEL identity; </w:t>
             </w:r>
             <w:r>
               <w:rPr>
                 <w:b/>
-                <w:sz w:val="20"/>
               </w:rPr>
               <w:t>3500 kg towing (EXPORT)</w:t>
             </w:r>
             <w:r>
-              <w:rPr>
-                <w:sz w:val="20"/>
-              </w:rPr>
               <w:t>; std dimensions</w:t>
             </w:r>
           </w:p>
@@ -1422,14 +1313,6 @@
           </w:tcPr>
           <w:p>
             <w:r>
-              <w:rPr>
-                <w:sz w:val="20"/>
-              </w:rPr>
-            </w:r>
-            <w:r>
-              <w:rPr>
-                <w:sz w:val="20"/>
-              </w:rPr>
               <w:t>New Hantu product configuration</w:t>
             </w:r>
           </w:p>
@@ -1440,14 +1323,6 @@
           </w:tcPr>
           <w:p>
             <w:r>
-              <w:rPr>
-                <w:sz w:val="20"/>
-              </w:rPr>
-            </w:r>
-            <w:r>
-              <w:rPr>
-                <w:sz w:val="20"/>
-              </w:rPr>
               <w:t>JAC Pickup official (OEM)</w:t>
             </w:r>
           </w:p>
@@ -1458,14 +1333,6 @@
           </w:tcPr>
           <w:p>
             <w:r>
-              <w:rPr>
-                <w:sz w:val="20"/>
-              </w:rPr>
-            </w:r>
-            <w:r>
-              <w:rPr>
-                <w:sz w:val="20"/>
-              </w:rPr>
               <w:t>CN</w:t>
             </w:r>
           </w:p>
@@ -1476,14 +1343,6 @@
           </w:tcPr>
           <w:p>
             <w:r>
-              <w:rPr>
-                <w:sz w:val="20"/>
-              </w:rPr>
-            </w:r>
-            <w:r>
-              <w:rPr>
-                <w:sz w:val="20"/>
-              </w:rPr>
               <w:t>https://pickup.jac.com.cn/qxht/index.html</w:t>
             </w:r>
           </w:p>
@@ -1494,14 +1353,6 @@
           </w:tcPr>
           <w:p>
             <w:r>
-              <w:rPr>
-                <w:sz w:val="20"/>
-              </w:rPr>
-            </w:r>
-            <w:r>
-              <w:rPr>
-                <w:sz w:val="20"/>
-              </w:rPr>
               <w:t>2026-09-04</w:t>
             </w:r>
           </w:p>
@@ -1512,14 +1363,6 @@
           </w:tcPr>
           <w:p>
             <w:r>
-              <w:rPr>
-                <w:sz w:val="20"/>
-              </w:rPr>
-            </w:r>
-            <w:r>
-              <w:rPr>
-                <w:sz w:val="20"/>
-              </w:rPr>
               <w:t>VERIFIED (OEM)</w:t>
             </w:r>
           </w:p>
@@ -1530,20 +1373,11 @@
           </w:tcPr>
           <w:p>
             <w:r>
-              <w:rPr>
-                <w:sz w:val="20"/>
-              </w:rPr>
-            </w:r>
-            <w:r>
-              <w:rPr>
-                <w:sz w:val="20"/>
-              </w:rPr>
               <w:t xml:space="preserve">SAME_MODEL identity; </w:t>
             </w:r>
             <w:r>
               <w:rPr>
                 <w:b/>
-                <w:sz w:val="20"/>
               </w:rPr>
               <w:t>1000 kg payload (CHINA)</w:t>
             </w:r>
@@ -1557,14 +1391,6 @@
           </w:tcPr>
           <w:p>
             <w:r>
-              <w:rPr>
-                <w:sz w:val="20"/>
-              </w:rPr>
-            </w:r>
-            <w:r>
-              <w:rPr>
-                <w:sz w:val="20"/>
-              </w:rPr>
               <w:t>Hantu standard/long body &amp; bed dimensions</w:t>
             </w:r>
           </w:p>
@@ -1575,14 +1401,6 @@
           </w:tcPr>
           <w:p>
             <w:r>
-              <w:rPr>
-                <w:sz w:val="20"/>
-              </w:rPr>
-            </w:r>
-            <w:r>
-              <w:rPr>
-                <w:sz w:val="20"/>
-              </w:rPr>
               <w:t>Autohome·Chejiahao</w:t>
             </w:r>
           </w:p>
@@ -1593,14 +1411,6 @@
           </w:tcPr>
           <w:p>
             <w:r>
-              <w:rPr>
-                <w:sz w:val="20"/>
-              </w:rPr>
-            </w:r>
-            <w:r>
-              <w:rPr>
-                <w:sz w:val="20"/>
-              </w:rPr>
               <w:t>CN</w:t>
             </w:r>
           </w:p>
@@ -1611,14 +1421,6 @@
           </w:tcPr>
           <w:p>
             <w:r>
-              <w:rPr>
-                <w:sz w:val="20"/>
-              </w:rPr>
-            </w:r>
-            <w:r>
-              <w:rPr>
-                <w:sz w:val="20"/>
-              </w:rPr>
               <w:t>https://chejiahao.m.autohome.com.cn/info/6777343</w:t>
             </w:r>
           </w:p>
@@ -1629,14 +1431,6 @@
           </w:tcPr>
           <w:p>
             <w:r>
-              <w:rPr>
-                <w:sz w:val="20"/>
-              </w:rPr>
-            </w:r>
-            <w:r>
-              <w:rPr>
-                <w:sz w:val="20"/>
-              </w:rPr>
               <w:t>2026-09-04</w:t>
             </w:r>
           </w:p>
@@ -1647,14 +1441,6 @@
           </w:tcPr>
           <w:p>
             <w:r>
-              <w:rPr>
-                <w:sz w:val="20"/>
-              </w:rPr>
-            </w:r>
-            <w:r>
-              <w:rPr>
-                <w:sz w:val="20"/>
-              </w:rPr>
               <w:t>CROSS_CHECKED</w:t>
             </w:r>
           </w:p>
@@ -1665,14 +1451,6 @@
           </w:tcPr>
           <w:p>
             <w:r>
-              <w:rPr>
-                <w:sz w:val="20"/>
-              </w:rPr>
-            </w:r>
-            <w:r>
-              <w:rPr>
-                <w:sz w:val="20"/>
-              </w:rPr>
               <w:t>5330/5620, wheelbase, bed</w:t>
             </w:r>
           </w:p>
@@ -1685,14 +1463,6 @@
           </w:tcPr>
           <w:p>
             <w:r>
-              <w:rPr>
-                <w:sz w:val="20"/>
-              </w:rPr>
-            </w:r>
-            <w:r>
-              <w:rPr>
-                <w:sz w:val="20"/>
-              </w:rPr>
               <w:t>Shuailing T9 filing dimensions (long bed)</w:t>
             </w:r>
           </w:p>
@@ -1703,14 +1473,6 @@
           </w:tcPr>
           <w:p>
             <w:r>
-              <w:rPr>
-                <w:sz w:val="20"/>
-              </w:rPr>
-            </w:r>
-            <w:r>
-              <w:rPr>
-                <w:sz w:val="20"/>
-              </w:rPr>
               <w:t>PCauto</w:t>
             </w:r>
           </w:p>
@@ -1721,14 +1483,6 @@
           </w:tcPr>
           <w:p>
             <w:r>
-              <w:rPr>
-                <w:sz w:val="20"/>
-              </w:rPr>
-            </w:r>
-            <w:r>
-              <w:rPr>
-                <w:sz w:val="20"/>
-              </w:rPr>
               <w:t>CN</w:t>
             </w:r>
           </w:p>
@@ -1739,14 +1493,6 @@
           </w:tcPr>
           <w:p>
             <w:r>
-              <w:rPr>
-                <w:sz w:val="20"/>
-              </w:rPr>
-            </w:r>
-            <w:r>
-              <w:rPr>
-                <w:sz w:val="20"/>
-              </w:rPr>
               <w:t>http://m.pcauto.com.cn/x/2947/29474511.html</w:t>
             </w:r>
           </w:p>
@@ -1757,14 +1503,6 @@
           </w:tcPr>
           <w:p>
             <w:r>
-              <w:rPr>
-                <w:sz w:val="20"/>
-              </w:rPr>
-            </w:r>
-            <w:r>
-              <w:rPr>
-                <w:sz w:val="20"/>
-              </w:rPr>
               <w:t>2026-09-04</w:t>
             </w:r>
           </w:p>
@@ -1775,14 +1513,6 @@
           </w:tcPr>
           <w:p>
             <w:r>
-              <w:rPr>
-                <w:sz w:val="20"/>
-              </w:rPr>
-            </w:r>
-            <w:r>
-              <w:rPr>
-                <w:sz w:val="20"/>
-              </w:rPr>
               <w:t>CROSS_CHECKED</w:t>
             </w:r>
           </w:p>
@@ -1793,14 +1523,6 @@
           </w:tcPr>
           <w:p>
             <w:r>
-              <w:rPr>
-                <w:sz w:val="20"/>
-              </w:rPr>
-            </w:r>
-            <w:r>
-              <w:rPr>
-                <w:sz w:val="20"/>
-              </w:rPr>
               <w:t>Long-bed corroboration</w:t>
             </w:r>
           </w:p>
@@ -1813,14 +1535,6 @@
           </w:tcPr>
           <w:p>
             <w:r>
-              <w:rPr>
-                <w:sz w:val="20"/>
-              </w:rPr>
-            </w:r>
-            <w:r>
-              <w:rPr>
-                <w:sz w:val="20"/>
-              </w:rPr>
               <w:t>Hantu (overseas T9) powertrain &amp; generation</w:t>
             </w:r>
           </w:p>
@@ -1831,14 +1545,6 @@
           </w:tcPr>
           <w:p>
             <w:r>
-              <w:rPr>
-                <w:sz w:val="20"/>
-              </w:rPr>
-            </w:r>
-            <w:r>
-              <w:rPr>
-                <w:sz w:val="20"/>
-              </w:rPr>
               <w:t>Sohu Auto</w:t>
             </w:r>
           </w:p>
@@ -1849,14 +1555,6 @@
           </w:tcPr>
           <w:p>
             <w:r>
-              <w:rPr>
-                <w:sz w:val="20"/>
-              </w:rPr>
-            </w:r>
-            <w:r>
-              <w:rPr>
-                <w:sz w:val="20"/>
-              </w:rPr>
               <w:t>CN/Export</w:t>
             </w:r>
           </w:p>
@@ -1867,14 +1565,6 @@
           </w:tcPr>
           <w:p>
             <w:r>
-              <w:rPr>
-                <w:sz w:val="20"/>
-              </w:rPr>
-            </w:r>
-            <w:r>
-              <w:rPr>
-                <w:sz w:val="20"/>
-              </w:rPr>
               <w:t>https://www.sohu.com/a/1068531202_122480923</w:t>
             </w:r>
           </w:p>
@@ -1885,14 +1575,6 @@
           </w:tcPr>
           <w:p>
             <w:r>
-              <w:rPr>
-                <w:sz w:val="20"/>
-              </w:rPr>
-            </w:r>
-            <w:r>
-              <w:rPr>
-                <w:sz w:val="20"/>
-              </w:rPr>
               <w:t>2026-09-04</w:t>
             </w:r>
           </w:p>
@@ -1903,14 +1585,6 @@
           </w:tcPr>
           <w:p>
             <w:r>
-              <w:rPr>
-                <w:sz w:val="20"/>
-              </w:rPr>
-            </w:r>
-            <w:r>
-              <w:rPr>
-                <w:sz w:val="20"/>
-              </w:rPr>
               <w:t>SINGLE_SOURCE (China)</w:t>
             </w:r>
           </w:p>
@@ -1921,31 +1595,381 @@
           </w:tcPr>
           <w:p>
             <w:r>
-              <w:rPr>
-                <w:sz w:val="20"/>
-              </w:rPr>
-            </w:r>
-            <w:r>
-              <w:rPr>
-                <w:sz w:val="20"/>
-              </w:rPr>
               <w:t>2.0T/125/410/ZF8AT/4WD, 7.6 claim</w:t>
             </w:r>
           </w:p>
         </w:tc>
       </w:tr>
+      <w:tr>
+        <w:tc>
+          <w:tcPr>
+            <w:tcW w:type="dxa" w:w="1234"/>
+          </w:tcPr>
+          <w:p>
+            <w:r>
+              <w:t>Road motor-vehicle manufacturers &amp; products catalog — public query system</w:t>
+            </w:r>
+          </w:p>
+        </w:tc>
+        <w:tc>
+          <w:tcPr>
+            <w:tcW w:type="dxa" w:w="1234"/>
+          </w:tcPr>
+          <w:p>
+            <w:r>
+              <w:t>MIIT, China Ministry of Industry and Information Technology</w:t>
+            </w:r>
+          </w:p>
+        </w:tc>
+        <w:tc>
+          <w:tcPr>
+            <w:tcW w:type="dxa" w:w="1234"/>
+          </w:tcPr>
+          <w:p>
+            <w:r>
+              <w:t>CN</w:t>
+            </w:r>
+          </w:p>
+        </w:tc>
+        <w:tc>
+          <w:tcPr>
+            <w:tcW w:type="dxa" w:w="1234"/>
+          </w:tcPr>
+          <w:p>
+            <w:r>
+              <w:t>https://service.miit-eidc.org.cn/miitxxgk/gonggao_xxgk/index_ggcp.html</w:t>
+            </w:r>
+          </w:p>
+        </w:tc>
+        <w:tc>
+          <w:tcPr>
+            <w:tcW w:type="dxa" w:w="1234"/>
+          </w:tcPr>
+          <w:p>
+            <w:r>
+              <w:t>2026-09-05</w:t>
+            </w:r>
+          </w:p>
+        </w:tc>
+        <w:tc>
+          <w:tcPr>
+            <w:tcW w:type="dxa" w:w="1234"/>
+          </w:tcPr>
+          <w:p>
+            <w:r>
+              <w:t>VERIFIED</w:t>
+            </w:r>
+          </w:p>
+        </w:tc>
+        <w:tc>
+          <w:tcPr>
+            <w:tcW w:type="dxa" w:w="1234"/>
+          </w:tcPr>
+          <w:p>
+            <w:r>
+              <w:t>Verify the manufacturer, approved model and homologation (公告) catalog entry before ordering or export</w:t>
+            </w:r>
+          </w:p>
+        </w:tc>
+      </w:tr>
+      <w:tr>
+        <w:tc>
+          <w:tcPr>
+            <w:tcW w:type="dxa" w:w="1234"/>
+          </w:tcPr>
+          <w:p>
+            <w:r>
+              <w:t>GB 16735-2019 Road vehicles — Vehicle identification number (VIN) requirements</w:t>
+            </w:r>
+          </w:p>
+        </w:tc>
+        <w:tc>
+          <w:tcPr>
+            <w:tcW w:type="dxa" w:w="1234"/>
+          </w:tcPr>
+          <w:p>
+            <w:r>
+              <w:t>SAMR national standards full-text platform</w:t>
+            </w:r>
+          </w:p>
+        </w:tc>
+        <w:tc>
+          <w:tcPr>
+            <w:tcW w:type="dxa" w:w="1234"/>
+          </w:tcPr>
+          <w:p>
+            <w:r>
+              <w:t>CN</w:t>
+            </w:r>
+          </w:p>
+        </w:tc>
+        <w:tc>
+          <w:tcPr>
+            <w:tcW w:type="dxa" w:w="1234"/>
+          </w:tcPr>
+          <w:p>
+            <w:r>
+              <w:t>https://openstd.samr.gov.cn/bzgk/std/newGbInfo?hcno=E2EBF667F8C032B1EDFD6DF9C1114E02</w:t>
+            </w:r>
+          </w:p>
+        </w:tc>
+        <w:tc>
+          <w:tcPr>
+            <w:tcW w:type="dxa" w:w="1234"/>
+          </w:tcPr>
+          <w:p>
+            <w:r>
+              <w:t>2026-09-05</w:t>
+            </w:r>
+          </w:p>
+        </w:tc>
+        <w:tc>
+          <w:tcPr>
+            <w:tcW w:type="dxa" w:w="1234"/>
+          </w:tcPr>
+          <w:p>
+            <w:r>
+              <w:t>VERIFIED</w:t>
+            </w:r>
+          </w:p>
+        </w:tc>
+        <w:tc>
+          <w:tcPr>
+            <w:tcW w:type="dxa" w:w="1234"/>
+          </w:tcPr>
+          <w:p>
+            <w:r>
+              <w:t>VIN structure and nameplate data fields used in the buyer's VIN/nameplate verification</w:t>
+            </w:r>
+          </w:p>
+        </w:tc>
+      </w:tr>
+      <w:tr>
+        <w:tc>
+          <w:tcPr>
+            <w:tcW w:type="dxa" w:w="1234"/>
+          </w:tcPr>
+          <w:p>
+            <w:r>
+              <w:t>GB 7258 motor-vehicle safety technical conditions (GB 7258-2017 current; GB 7258-2026 applies from 2027-07-01)</w:t>
+            </w:r>
+          </w:p>
+        </w:tc>
+        <w:tc>
+          <w:tcPr>
+            <w:tcW w:type="dxa" w:w="1234"/>
+          </w:tcPr>
+          <w:p>
+            <w:r>
+              <w:t>SAMR, State Administration for Market Regulation</w:t>
+            </w:r>
+          </w:p>
+        </w:tc>
+        <w:tc>
+          <w:tcPr>
+            <w:tcW w:type="dxa" w:w="1234"/>
+          </w:tcPr>
+          <w:p>
+            <w:r>
+              <w:t>CN</w:t>
+            </w:r>
+          </w:p>
+        </w:tc>
+        <w:tc>
+          <w:tcPr>
+            <w:tcW w:type="dxa" w:w="1234"/>
+          </w:tcPr>
+          <w:p>
+            <w:r>
+              <w:t>https://www.samr.gov.cn/xw/sj/art/2026/art_9b2b3fa425e3461e8dc3bd270b410ceb.html</w:t>
+            </w:r>
+          </w:p>
+        </w:tc>
+        <w:tc>
+          <w:tcPr>
+            <w:tcW w:type="dxa" w:w="1234"/>
+          </w:tcPr>
+          <w:p>
+            <w:r>
+              <w:t>2026-09-05</w:t>
+            </w:r>
+          </w:p>
+        </w:tc>
+        <w:tc>
+          <w:tcPr>
+            <w:tcW w:type="dxa" w:w="1234"/>
+          </w:tcPr>
+          <w:p>
+            <w:r>
+              <w:t>VERIFIED</w:t>
+            </w:r>
+          </w:p>
+        </w:tc>
+        <w:tc>
+          <w:tcPr>
+            <w:tcW w:type="dxa" w:w="1234"/>
+          </w:tcPr>
+          <w:p>
+            <w:r>
+              <w:t>Baseline in-China vehicle safety technical conditions and the current/revision timeline</w:t>
+            </w:r>
+          </w:p>
+        </w:tc>
+      </w:tr>
+      <w:tr>
+        <w:tc>
+          <w:tcPr>
+            <w:tcW w:type="dxa" w:w="1234"/>
+          </w:tcPr>
+          <w:p>
+            <w:r>
+              <w:t>GB 18352.6-2016 with amendment XG1-2026 (China-6 light-vehicle pollutant emissions)</w:t>
+            </w:r>
+          </w:p>
+        </w:tc>
+        <w:tc>
+          <w:tcPr>
+            <w:tcW w:type="dxa" w:w="1234"/>
+          </w:tcPr>
+          <w:p>
+            <w:r>
+              <w:t>Ministry of Ecology and Environment (MEE)</w:t>
+            </w:r>
+          </w:p>
+        </w:tc>
+        <w:tc>
+          <w:tcPr>
+            <w:tcW w:type="dxa" w:w="1234"/>
+          </w:tcPr>
+          <w:p>
+            <w:r>
+              <w:t>CN</w:t>
+            </w:r>
+          </w:p>
+        </w:tc>
+        <w:tc>
+          <w:tcPr>
+            <w:tcW w:type="dxa" w:w="1234"/>
+          </w:tcPr>
+          <w:p>
+            <w:r>
+              <w:t>https://www.mee.gov.cn/xxgk2018/xxgk/xxgk01/202604/t20260430_1150676.html</w:t>
+            </w:r>
+          </w:p>
+        </w:tc>
+        <w:tc>
+          <w:tcPr>
+            <w:tcW w:type="dxa" w:w="1234"/>
+          </w:tcPr>
+          <w:p>
+            <w:r>
+              <w:t>2026-09-05</w:t>
+            </w:r>
+          </w:p>
+        </w:tc>
+        <w:tc>
+          <w:tcPr>
+            <w:tcW w:type="dxa" w:w="1234"/>
+          </w:tcPr>
+          <w:p>
+            <w:r>
+              <w:t>VERIFIED</w:t>
+            </w:r>
+          </w:p>
+        </w:tc>
+        <w:tc>
+          <w:tcPr>
+            <w:tcW w:type="dxa" w:w="1234"/>
+          </w:tcPr>
+          <w:p>
+            <w:r>
+              <w:t>China-6 light-vehicle emission stage and the 2026 amendment implementation dates</w:t>
+            </w:r>
+          </w:p>
+        </w:tc>
+      </w:tr>
+      <w:tr>
+        <w:tc>
+          <w:tcPr>
+            <w:tcW w:type="dxa" w:w="1234"/>
+          </w:tcPr>
+          <w:p>
+            <w:r>
+              <w:t>GB 19147 automobile diesel fuel national standard (low-sulphur basis)</w:t>
+            </w:r>
+          </w:p>
+        </w:tc>
+        <w:tc>
+          <w:tcPr>
+            <w:tcW w:type="dxa" w:w="1234"/>
+          </w:tcPr>
+          <w:p>
+            <w:r>
+              <w:t>SAMR national standards full-text platform</w:t>
+            </w:r>
+          </w:p>
+        </w:tc>
+        <w:tc>
+          <w:tcPr>
+            <w:tcW w:type="dxa" w:w="1234"/>
+          </w:tcPr>
+          <w:p>
+            <w:r>
+              <w:t>CN</w:t>
+            </w:r>
+          </w:p>
+        </w:tc>
+        <w:tc>
+          <w:tcPr>
+            <w:tcW w:type="dxa" w:w="1234"/>
+          </w:tcPr>
+          <w:p>
+            <w:r>
+              <w:t>https://openstd.samr.gov.cn/bzgk/std/newGbInfo?hcno=88F31AEECC7F7AE17C5A99496E532D2A</w:t>
+            </w:r>
+          </w:p>
+        </w:tc>
+        <w:tc>
+          <w:tcPr>
+            <w:tcW w:type="dxa" w:w="1234"/>
+          </w:tcPr>
+          <w:p>
+            <w:r>
+              <w:t>2026-09-05</w:t>
+            </w:r>
+          </w:p>
+        </w:tc>
+        <w:tc>
+          <w:tcPr>
+            <w:tcW w:type="dxa" w:w="1234"/>
+          </w:tcPr>
+          <w:p>
+            <w:r>
+              <w:t>VERIFIED</w:t>
+            </w:r>
+          </w:p>
+        </w:tc>
+        <w:tc>
+          <w:tcPr>
+            <w:tcW w:type="dxa" w:w="1234"/>
+          </w:tcPr>
+          <w:p>
+            <w:r>
+              <w:t>Diesel fuel grade and sulphur basis to match engine/emission design overseas</w:t>
+            </w:r>
+          </w:p>
+        </w:tc>
+      </w:tr>
     </w:tbl>
+    <w:p/>
     <w:p>
       <w:r>
-        <w:rPr>
-          <w:i/>
-        </w:rPr>
-        <w:t>Confidence note: identity SAME_MODEL via dual JAC OEM sites; standard/long chassis cross-checked; Chinese powertrain is SINGLE_SOURCE (finalise against the manufacturer sheet); 3500 kg towing is EXPORT-only and never a Chinese homologation value; 1000 kg payload is China VERIFIED. RHD matrix and export price not stated.</w:t>
+        <w:t>*Confidence note: identity SAME_MODEL via dual JAC OEM sites; standard/long chassis cross-checked; Chinese powertrain is SINGLE_SOURCE (finalise against the manufacturer sheet); 3500 kg towing is EXPORT-only and never a Chinese homologation value; 1000 kg payload is China VERIFIED. RHD matrix and export price not stated.*</w:t>
       </w:r>
     </w:p>
     <w:p>
       <w:pPr>
-        <w:pStyle w:val="Heading1"/>
+        <w:pStyle w:val="Heading2"/>
       </w:pPr>
       <w:r>
         <w:t>Editorial Review</w:t>
@@ -2429,8 +2453,8 @@
     <w:qFormat/>
     <w:rsid w:val="00FC693F"/>
     <w:rPr>
-      <w:rFonts w:ascii="Calibri" w:hAnsi="Calibri" w:eastAsia="Calibri"/>
-      <w:sz w:val="22"/>
+      <w:rFonts w:ascii="Calibri" w:hAnsi="Calibri"/>
+      <w:sz w:val="21"/>
     </w:rPr>
   </w:style>
   <w:style w:type="paragraph" w:styleId="Header">
@@ -2492,11 +2516,11 @@
       <w:outlineLvl w:val="0"/>
     </w:pPr>
     <w:rPr>
-      <w:rFonts w:asciiTheme="majorHAnsi" w:eastAsiaTheme="majorEastAsia" w:hAnsiTheme="majorHAnsi" w:cstheme="majorBidi" w:ascii="Calibri" w:hAnsi="Calibri"/>
+      <w:rFonts w:asciiTheme="majorHAnsi" w:eastAsiaTheme="majorEastAsia" w:hAnsiTheme="majorHAnsi" w:cstheme="majorBidi"/>
       <w:b/>
       <w:bCs/>
-      <w:color w:val="1F2A37"/>
-      <w:sz w:val="40"/>
+      <w:color w:val="365F91" w:themeColor="accent1" w:themeShade="BF"/>
+      <w:sz w:val="28"/>
       <w:szCs w:val="28"/>
     </w:rPr>
   </w:style>
@@ -2516,11 +2540,11 @@
       <w:outlineLvl w:val="1"/>
     </w:pPr>
     <w:rPr>
-      <w:rFonts w:asciiTheme="majorHAnsi" w:eastAsiaTheme="majorEastAsia" w:hAnsiTheme="majorHAnsi" w:cstheme="majorBidi" w:ascii="Calibri" w:hAnsi="Calibri"/>
+      <w:rFonts w:asciiTheme="majorHAnsi" w:eastAsiaTheme="majorEastAsia" w:hAnsiTheme="majorHAnsi" w:cstheme="majorBidi"/>
       <w:b/>
       <w:bCs/>
-      <w:color w:val="1F2A37"/>
-      <w:sz w:val="30"/>
+      <w:color w:val="4F81BD" w:themeColor="accent1"/>
+      <w:sz w:val="26"/>
       <w:szCs w:val="26"/>
     </w:rPr>
   </w:style>
@@ -2540,11 +2564,10 @@
       <w:outlineLvl w:val="2"/>
     </w:pPr>
     <w:rPr>
-      <w:rFonts w:asciiTheme="majorHAnsi" w:eastAsiaTheme="majorEastAsia" w:hAnsiTheme="majorHAnsi" w:cstheme="majorBidi" w:ascii="Calibri" w:hAnsi="Calibri"/>
+      <w:rFonts w:asciiTheme="majorHAnsi" w:eastAsiaTheme="majorEastAsia" w:hAnsiTheme="majorHAnsi" w:cstheme="majorBidi"/>
       <w:b/>
       <w:bCs/>
-      <w:color w:val="1F2A37"/>
-      <w:sz w:val="25"/>
+      <w:color w:val="4F81BD" w:themeColor="accent1"/>
     </w:rPr>
   </w:style>
   <w:style w:type="paragraph" w:styleId="Heading4">

--- a/deliveries/2026-09-04/AutoBridge_Daily_2026-09-04/01_Vehicle_Pages/VEH_20260904_07_JAC_T9Hunter.docx
+++ b/deliveries/2026-09-04/AutoBridge_Daily_2026-09-04/01_Vehicle_Pages/VEH_20260904_07_JAC_T9Hunter.docx
@@ -927,7 +927,7 @@
         <w:pStyle w:val="ListBullet"/>
       </w:pPr>
       <w:r>
-        <w:t>LICENSE: none secured — no third-party image may be published until rights are cleared</w:t>
+        <w:t>LICENSE_OR_USAGE_BASIS: none secured — no third-party image may be published until rights are cleared</w:t>
       </w:r>
     </w:p>
     <w:p>
@@ -1986,7 +1986,7 @@
         <w:t>Author</w:t>
       </w:r>
       <w:r>
-        <w:t>: AutoBridge Export Editorial Team · [Sourcing Team](/authors/) · method per our [Editorial Policy](/editorial-policy/)</w:t>
+        <w:t>: AutoBridge Export Editorial Team · method per our [Editorial Policy](/editorial-policy/)</w:t>
       </w:r>
     </w:p>
     <w:p>
@@ -2000,16 +2000,7 @@
         <w:t>Last reviewed</w:t>
       </w:r>
       <w:r>
-        <w:t xml:space="preserve">: 2026-09-04 · </w:t>
-      </w:r>
-      <w:r>
-        <w:rPr>
-          <w:b/>
-        </w:rPr>
-        <w:t>Fact sheet version</w:t>
-      </w:r>
-      <w:r>
-        <w:t>: v1.2-2026-09-04</w:t>
+        <w:t>: 2026-09-05</w:t>
       </w:r>
     </w:p>
     <w:p>
@@ -2051,7 +2042,7 @@
         <w:t>Transparency</w:t>
       </w:r>
       <w:r>
-        <w:t>: AI_ASSISTED=true · HUMAN_REVIEWED=false · evidence.first_hand=false · PUBLISH_APPROVED=false</w:t>
+        <w:t>: Prepared with AI assistance and editorially checked by the AutoBridge Export Editorial Team. It is source-based desk research, not first-hand testing; confirm time-sensitive and destination-specific requirements before transacting.</w:t>
       </w:r>
     </w:p>
     <w:p>
@@ -2062,10 +2053,10 @@
         <w:rPr>
           <w:b/>
         </w:rPr>
-        <w:t>Quality gates</w:t>
+        <w:t>Editorial standard</w:t>
       </w:r>
       <w:r>
-        <w:t>: EDITORIAL_QA_PASS=PASS · FACT_SOURCE_PASS=PASS · SEO_PASS=PASS · CODEX_REVIEW_PASS=PENDING · PUBLISH_APPROVED=FALSE until independent sign-off</w:t>
+        <w:t>: Researched and written from the sources listed above (desk research; no first-hand driving, teardown or import is claimed). Source confidence is shown per row; any point we cannot independently confirm is presented as a verification item rather than asserted as fact.</w:t>
       </w:r>
     </w:p>
     <w:p>
@@ -2453,7 +2444,6 @@
     <w:qFormat/>
     <w:rsid w:val="00FC693F"/>
     <w:rPr>
-      <w:rFonts w:ascii="Calibri" w:hAnsi="Calibri"/>
       <w:sz w:val="21"/>
     </w:rPr>
   </w:style>
